--- a/Documentation/Checklist_Release_VECTO_3.3.5.1783.docx
+++ b/Documentation/Checklist_Release_VECTO_3.3.5.1783.docx
@@ -2507,16 +2507,8 @@
                   <w:rPr>
                     <w:rFonts w:ascii="Arial" w:hAnsi="Arial" w:cs="Arial"/>
                   </w:rPr>
-                  <w:t xml:space="preserve">Release </w:t>
+                  <w:t>Release Candiate</w:t>
                 </w:r>
-                <w:proofErr w:type="spellStart"/>
-                <w:r>
-                  <w:rPr>
-                    <w:rFonts w:ascii="Arial" w:hAnsi="Arial" w:cs="Arial"/>
-                  </w:rPr>
-                  <w:t>Candiate</w:t>
-                </w:r>
-                <w:proofErr w:type="spellEnd"/>
               </w:sdtContent>
             </w:sdt>
           </w:p>
@@ -4687,7 +4679,7 @@
             </w:rPr>
             <w:id w:val="-962348789"/>
             <w14:checkbox>
-              <w14:checked w14:val="0"/>
+              <w14:checked w14:val="1"/>
               <w14:checkedState w14:val="2612" w14:font="MS Gothic"/>
               <w14:uncheckedState w14:val="2610" w14:font="MS Gothic"/>
             </w14:checkbox>
@@ -4709,7 +4701,7 @@
                   <w:rPr>
                     <w:rFonts w:ascii="MS Gothic" w:eastAsia="MS Gothic" w:hAnsi="MS Gothic" w:cs="Arial" w:hint="eastAsia"/>
                   </w:rPr>
-                  <w:t>☐</w:t>
+                  <w:t>☒</w:t>
                 </w:r>
               </w:p>
             </w:tc>
@@ -4744,7 +4736,7 @@
             </w:rPr>
             <w:id w:val="468242377"/>
             <w14:checkbox>
-              <w14:checked w14:val="0"/>
+              <w14:checked w14:val="1"/>
               <w14:checkedState w14:val="2612" w14:font="MS Gothic"/>
               <w14:uncheckedState w14:val="2610" w14:font="MS Gothic"/>
             </w14:checkbox>
@@ -4766,7 +4758,7 @@
                   <w:rPr>
                     <w:rFonts w:ascii="MS Gothic" w:eastAsia="MS Gothic" w:hAnsi="MS Gothic" w:cs="Arial" w:hint="eastAsia"/>
                   </w:rPr>
-                  <w:t>☐</w:t>
+                  <w:t>☒</w:t>
                 </w:r>
               </w:p>
             </w:tc>
@@ -4802,7 +4794,7 @@
             </w:rPr>
             <w:id w:val="-1288959341"/>
             <w14:checkbox>
-              <w14:checked w14:val="0"/>
+              <w14:checked w14:val="1"/>
               <w14:checkedState w14:val="2612" w14:font="MS Gothic"/>
               <w14:uncheckedState w14:val="2610" w14:font="MS Gothic"/>
             </w14:checkbox>
@@ -4824,7 +4816,7 @@
                   <w:rPr>
                     <w:rFonts w:ascii="MS Gothic" w:eastAsia="MS Gothic" w:hAnsi="MS Gothic" w:cs="Arial" w:hint="eastAsia"/>
                   </w:rPr>
-                  <w:t>☐</w:t>
+                  <w:t>☒</w:t>
                 </w:r>
               </w:p>
             </w:tc>
@@ -4902,7 +4894,7 @@
             </w:rPr>
             <w:id w:val="326181896"/>
             <w14:checkbox>
-              <w14:checked w14:val="0"/>
+              <w14:checked w14:val="1"/>
               <w14:checkedState w14:val="2612" w14:font="MS Gothic"/>
               <w14:uncheckedState w14:val="2610" w14:font="MS Gothic"/>
             </w14:checkbox>
@@ -4924,7 +4916,7 @@
                   <w:rPr>
                     <w:rFonts w:ascii="MS Gothic" w:eastAsia="MS Gothic" w:hAnsi="MS Gothic" w:cs="Arial" w:hint="eastAsia"/>
                   </w:rPr>
-                  <w:t>☐</w:t>
+                  <w:t>☒</w:t>
                 </w:r>
               </w:p>
             </w:tc>
@@ -4961,7 +4953,7 @@
             </w:rPr>
             <w:id w:val="-199089515"/>
             <w14:checkbox>
-              <w14:checked w14:val="0"/>
+              <w14:checked w14:val="1"/>
               <w14:checkedState w14:val="2612" w14:font="MS Gothic"/>
               <w14:uncheckedState w14:val="2610" w14:font="MS Gothic"/>
             </w14:checkbox>
@@ -4983,7 +4975,7 @@
                   <w:rPr>
                     <w:rFonts w:ascii="MS Gothic" w:eastAsia="MS Gothic" w:hAnsi="MS Gothic" w:cs="Arial" w:hint="eastAsia"/>
                   </w:rPr>
-                  <w:t>☐</w:t>
+                  <w:t>☒</w:t>
                 </w:r>
               </w:p>
             </w:tc>
@@ -5020,7 +5012,7 @@
             </w:rPr>
             <w:id w:val="-1336599152"/>
             <w14:checkbox>
-              <w14:checked w14:val="0"/>
+              <w14:checked w14:val="1"/>
               <w14:checkedState w14:val="2612" w14:font="MS Gothic"/>
               <w14:uncheckedState w14:val="2610" w14:font="MS Gothic"/>
             </w14:checkbox>
@@ -5042,7 +5034,7 @@
                   <w:rPr>
                     <w:rFonts w:ascii="MS Gothic" w:eastAsia="MS Gothic" w:hAnsi="MS Gothic" w:cs="Arial" w:hint="eastAsia"/>
                   </w:rPr>
-                  <w:t>☐</w:t>
+                  <w:t>☒</w:t>
                 </w:r>
               </w:p>
             </w:tc>
@@ -5079,7 +5071,7 @@
             </w:rPr>
             <w:id w:val="6650506"/>
             <w14:checkbox>
-              <w14:checked w14:val="0"/>
+              <w14:checked w14:val="1"/>
               <w14:checkedState w14:val="2612" w14:font="MS Gothic"/>
               <w14:uncheckedState w14:val="2610" w14:font="MS Gothic"/>
             </w14:checkbox>
@@ -5101,7 +5093,7 @@
                   <w:rPr>
                     <w:rFonts w:ascii="MS Gothic" w:eastAsia="MS Gothic" w:hAnsi="MS Gothic" w:cs="Arial" w:hint="eastAsia"/>
                   </w:rPr>
-                  <w:t>☐</w:t>
+                  <w:t>☒</w:t>
                 </w:r>
               </w:p>
             </w:tc>
@@ -5176,7 +5168,7 @@
             </w:rPr>
             <w:id w:val="775679042"/>
             <w14:checkbox>
-              <w14:checked w14:val="0"/>
+              <w14:checked w14:val="1"/>
               <w14:checkedState w14:val="2612" w14:font="MS Gothic"/>
               <w14:uncheckedState w14:val="2610" w14:font="MS Gothic"/>
             </w14:checkbox>
@@ -5198,7 +5190,7 @@
                   <w:rPr>
                     <w:rFonts w:ascii="MS Gothic" w:eastAsia="MS Gothic" w:hAnsi="MS Gothic" w:cs="Arial" w:hint="eastAsia"/>
                   </w:rPr>
-                  <w:t>☐</w:t>
+                  <w:t>☒</w:t>
                 </w:r>
               </w:p>
             </w:tc>
@@ -5234,7 +5226,7 @@
             </w:rPr>
             <w:id w:val="670453380"/>
             <w14:checkbox>
-              <w14:checked w14:val="0"/>
+              <w14:checked w14:val="1"/>
               <w14:checkedState w14:val="2612" w14:font="MS Gothic"/>
               <w14:uncheckedState w14:val="2610" w14:font="MS Gothic"/>
             </w14:checkbox>
@@ -5256,7 +5248,7 @@
                   <w:rPr>
                     <w:rFonts w:ascii="MS Gothic" w:eastAsia="MS Gothic" w:hAnsi="MS Gothic" w:cs="Arial" w:hint="eastAsia"/>
                   </w:rPr>
-                  <w:t>☐</w:t>
+                  <w:t>☒</w:t>
                 </w:r>
               </w:p>
             </w:tc>
@@ -5333,7 +5325,7 @@
             </w:rPr>
             <w:id w:val="855547320"/>
             <w14:checkbox>
-              <w14:checked w14:val="0"/>
+              <w14:checked w14:val="1"/>
               <w14:checkedState w14:val="2612" w14:font="MS Gothic"/>
               <w14:uncheckedState w14:val="2610" w14:font="MS Gothic"/>
             </w14:checkbox>
@@ -5355,7 +5347,7 @@
                   <w:rPr>
                     <w:rFonts w:ascii="MS Gothic" w:eastAsia="MS Gothic" w:hAnsi="MS Gothic" w:cs="Arial" w:hint="eastAsia"/>
                   </w:rPr>
-                  <w:t>☐</w:t>
+                  <w:t>☒</w:t>
                 </w:r>
               </w:p>
             </w:tc>
@@ -5396,7 +5388,7 @@
             </w:rPr>
             <w:id w:val="-999029216"/>
             <w14:checkbox>
-              <w14:checked w14:val="0"/>
+              <w14:checked w14:val="1"/>
               <w14:checkedState w14:val="2612" w14:font="MS Gothic"/>
               <w14:uncheckedState w14:val="2610" w14:font="MS Gothic"/>
             </w14:checkbox>
@@ -5418,7 +5410,7 @@
                   <w:rPr>
                     <w:rFonts w:ascii="MS Gothic" w:eastAsia="MS Gothic" w:hAnsi="MS Gothic" w:cs="Arial" w:hint="eastAsia"/>
                   </w:rPr>
-                  <w:t>☐</w:t>
+                  <w:t>☒</w:t>
                 </w:r>
               </w:p>
             </w:tc>
@@ -5465,7 +5457,7 @@
             </w:rPr>
             <w:id w:val="-1286423710"/>
             <w14:checkbox>
-              <w14:checked w14:val="0"/>
+              <w14:checked w14:val="1"/>
               <w14:checkedState w14:val="2612" w14:font="MS Gothic"/>
               <w14:uncheckedState w14:val="2610" w14:font="MS Gothic"/>
             </w14:checkbox>
@@ -5487,7 +5479,7 @@
                   <w:rPr>
                     <w:rFonts w:ascii="MS Gothic" w:eastAsia="MS Gothic" w:hAnsi="MS Gothic" w:cs="Arial" w:hint="eastAsia"/>
                   </w:rPr>
-                  <w:t>☐</w:t>
+                  <w:t>☒</w:t>
                 </w:r>
               </w:p>
             </w:tc>
@@ -5570,7 +5562,8 @@
               <w:ind w:left="209" w:hanging="209"/>
               <w:rPr>
                 <w:rFonts w:ascii="Courier New" w:hAnsi="Courier New" w:cs="Courier New"/>
-                <w:sz w:val="10"/>
+                <w:noProof/>
+                <w:sz w:val="12"/>
               </w:rPr>
             </w:pPr>
             <w:r>
@@ -5617,6 +5610,44 @@
               </w:rPr>
               <w:t xml:space="preserve">Algorithm       Hash                                                                   Path                                                                                              </w:t>
             </w:r>
+          </w:p>
+          <w:p>
+            <w:pPr>
+              <w:tabs>
+                <w:tab w:val="left" w:pos="570"/>
+              </w:tabs>
+              <w:ind w:left="209" w:hanging="209"/>
+              <w:rPr>
+                <w:rFonts w:ascii="Courier New" w:hAnsi="Courier New" w:cs="Courier New"/>
+                <w:sz w:val="12"/>
+              </w:rPr>
+            </w:pPr>
+            <w:r>
+              <w:rPr>
+                <w:rFonts w:ascii="Courier New" w:hAnsi="Courier New" w:cs="Courier New"/>
+                <w:sz w:val="12"/>
+              </w:rPr>
+              <w:t>---------       ----                                                                   ----</w:t>
+            </w:r>
+          </w:p>
+          <w:p>
+            <w:pPr>
+              <w:tabs>
+                <w:tab w:val="left" w:pos="570"/>
+              </w:tabs>
+              <w:ind w:left="209" w:hanging="209"/>
+              <w:rPr>
+                <w:rFonts w:ascii="Courier New" w:hAnsi="Courier New" w:cs="Courier New"/>
+                <w:sz w:val="10"/>
+              </w:rPr>
+            </w:pPr>
+            <w:r>
+              <w:rPr>
+                <w:rFonts w:ascii="Courier New" w:hAnsi="Courier New" w:cs="Courier New"/>
+                <w:sz w:val="12"/>
+              </w:rPr>
+              <w:t>SHA256          7A65764AD4F829ED63E4476490D1BD4767A1C672C0DCA59A2E011094BBFD0707       2019_11_19-VECTO-3.3.5.1783.zip</w:t>
+            </w:r>
             <w:r>
               <w:rPr>
                 <w:rFonts w:ascii="Courier New" w:hAnsi="Courier New" w:cs="Courier New"/>
@@ -5645,7 +5676,7 @@
             </w:rPr>
             <w:id w:val="472180796"/>
             <w14:checkbox>
-              <w14:checked w14:val="0"/>
+              <w14:checked w14:val="1"/>
               <w14:checkedState w14:val="2612" w14:font="MS Gothic"/>
               <w14:uncheckedState w14:val="2610" w14:font="MS Gothic"/>
             </w14:checkbox>
@@ -5667,7 +5698,7 @@
                   <w:rPr>
                     <w:rFonts w:ascii="MS Gothic" w:eastAsia="MS Gothic" w:hAnsi="MS Gothic" w:cs="Arial" w:hint="eastAsia"/>
                   </w:rPr>
-                  <w:t>☐</w:t>
+                  <w:t>☒</w:t>
                 </w:r>
               </w:p>
             </w:tc>
@@ -5717,7 +5748,8 @@
               <w:ind w:left="209" w:hanging="209"/>
               <w:rPr>
                 <w:rFonts w:ascii="Courier New" w:hAnsi="Courier New" w:cs="Courier New"/>
-                <w:sz w:val="10"/>
+                <w:noProof/>
+                <w:sz w:val="12"/>
               </w:rPr>
             </w:pPr>
             <w:r>
@@ -5764,6 +5796,310 @@
               </w:rPr>
               <w:t xml:space="preserve">Algorithm       Hash                                                                   Path                                                                                              </w:t>
             </w:r>
+          </w:p>
+          <w:p>
+            <w:pPr>
+              <w:tabs>
+                <w:tab w:val="left" w:pos="570"/>
+              </w:tabs>
+              <w:ind w:left="209" w:hanging="209"/>
+              <w:rPr>
+                <w:rFonts w:ascii="Courier New" w:hAnsi="Courier New" w:cs="Courier New"/>
+                <w:sz w:val="12"/>
+              </w:rPr>
+            </w:pPr>
+            <w:r>
+              <w:rPr>
+                <w:rFonts w:ascii="Courier New" w:hAnsi="Courier New" w:cs="Courier New"/>
+                <w:sz w:val="12"/>
+              </w:rPr>
+              <w:t>---------       ----                                                                   ----</w:t>
+            </w:r>
+          </w:p>
+          <w:p>
+            <w:pPr>
+              <w:tabs>
+                <w:tab w:val="left" w:pos="570"/>
+              </w:tabs>
+              <w:ind w:left="209" w:hanging="209"/>
+              <w:rPr>
+                <w:rFonts w:ascii="Courier New" w:hAnsi="Courier New" w:cs="Courier New"/>
+                <w:sz w:val="12"/>
+              </w:rPr>
+            </w:pPr>
+            <w:r>
+              <w:rPr>
+                <w:rFonts w:ascii="Courier New" w:hAnsi="Courier New" w:cs="Courier New"/>
+                <w:sz w:val="12"/>
+              </w:rPr>
+              <w:t>SHA256          F348C4C75D5C5F2FDB0152897F996898A2DF8C7C574993058F66302560D3D546       AdvancedAuxiliaryInterfaces.dll</w:t>
+            </w:r>
+          </w:p>
+          <w:p>
+            <w:pPr>
+              <w:tabs>
+                <w:tab w:val="left" w:pos="570"/>
+              </w:tabs>
+              <w:ind w:left="209" w:hanging="209"/>
+              <w:rPr>
+                <w:rFonts w:ascii="Courier New" w:hAnsi="Courier New" w:cs="Courier New"/>
+                <w:sz w:val="12"/>
+              </w:rPr>
+            </w:pPr>
+            <w:r>
+              <w:rPr>
+                <w:rFonts w:ascii="Courier New" w:hAnsi="Courier New" w:cs="Courier New"/>
+                <w:sz w:val="12"/>
+              </w:rPr>
+              <w:t>SHA256          124F17FEEE6706FFA17BEEBD5D2C2D96C61766E1C6A962BBCB04031BD20C3811       BusAuxiliaries.dll</w:t>
+            </w:r>
+          </w:p>
+          <w:p>
+            <w:pPr>
+              <w:tabs>
+                <w:tab w:val="left" w:pos="570"/>
+              </w:tabs>
+              <w:ind w:left="209" w:hanging="209"/>
+              <w:rPr>
+                <w:rFonts w:ascii="Courier New" w:hAnsi="Courier New" w:cs="Courier New"/>
+                <w:sz w:val="12"/>
+              </w:rPr>
+            </w:pPr>
+            <w:r>
+              <w:rPr>
+                <w:rFonts w:ascii="Courier New" w:hAnsi="Courier New" w:cs="Courier New"/>
+                <w:sz w:val="12"/>
+              </w:rPr>
+              <w:t>SHA256          1796277A7AA9F2A9835C070D28FED44B3614CA221A2C1AFFC21A4C4E41194C3F       Castle.Core.dll</w:t>
+            </w:r>
+          </w:p>
+          <w:p>
+            <w:pPr>
+              <w:tabs>
+                <w:tab w:val="left" w:pos="570"/>
+              </w:tabs>
+              <w:ind w:left="209" w:hanging="209"/>
+              <w:rPr>
+                <w:rFonts w:ascii="Courier New" w:hAnsi="Courier New" w:cs="Courier New"/>
+                <w:sz w:val="12"/>
+              </w:rPr>
+            </w:pPr>
+            <w:r>
+              <w:rPr>
+                <w:rFonts w:ascii="Courier New" w:hAnsi="Courier New" w:cs="Courier New"/>
+                <w:sz w:val="12"/>
+              </w:rPr>
+              <w:t>SHA256          DF8EC2E0245829DDEC5B79F1918C3AE3A3FA540A5A0E3C410E2B6EF0BEBC7927       Newtonsoft.Json.dll</w:t>
+            </w:r>
+          </w:p>
+          <w:p>
+            <w:pPr>
+              <w:tabs>
+                <w:tab w:val="left" w:pos="570"/>
+              </w:tabs>
+              <w:ind w:left="209" w:hanging="209"/>
+              <w:rPr>
+                <w:rFonts w:ascii="Courier New" w:hAnsi="Courier New" w:cs="Courier New"/>
+                <w:sz w:val="12"/>
+              </w:rPr>
+            </w:pPr>
+            <w:r>
+              <w:rPr>
+                <w:rFonts w:ascii="Courier New" w:hAnsi="Courier New" w:cs="Courier New"/>
+                <w:sz w:val="12"/>
+              </w:rPr>
+              <w:t>SHA256          01CC80A16323F56191596013EEF1DE7E43271D6F991F4740B1FCC5195D8AB5BD       Ninject.dll</w:t>
+            </w:r>
+          </w:p>
+          <w:p>
+            <w:pPr>
+              <w:tabs>
+                <w:tab w:val="left" w:pos="570"/>
+              </w:tabs>
+              <w:ind w:left="209" w:hanging="209"/>
+              <w:rPr>
+                <w:rFonts w:ascii="Courier New" w:hAnsi="Courier New" w:cs="Courier New"/>
+                <w:sz w:val="12"/>
+              </w:rPr>
+            </w:pPr>
+            <w:r>
+              <w:rPr>
+                <w:rFonts w:ascii="Courier New" w:hAnsi="Courier New" w:cs="Courier New"/>
+                <w:sz w:val="12"/>
+              </w:rPr>
+              <w:t>SHA256          DDF048DDAAA9B5D1D734CCA64E269E21465BD83E35F4FD2585AFB900AEF9FC9B       Ninject.Extensions.Factory.dll</w:t>
+            </w:r>
+          </w:p>
+          <w:p>
+            <w:pPr>
+              <w:tabs>
+                <w:tab w:val="left" w:pos="570"/>
+              </w:tabs>
+              <w:ind w:left="209" w:hanging="209"/>
+              <w:rPr>
+                <w:rFonts w:ascii="Courier New" w:hAnsi="Courier New" w:cs="Courier New"/>
+                <w:sz w:val="12"/>
+              </w:rPr>
+            </w:pPr>
+            <w:r>
+              <w:rPr>
+                <w:rFonts w:ascii="Courier New" w:hAnsi="Courier New" w:cs="Courier New"/>
+                <w:sz w:val="12"/>
+              </w:rPr>
+              <w:t>SHA256          E196C0B84FA16CA895565C0AB611715F0721425F5E73340EA183FFA049F7D79B       NLog.dll</w:t>
+            </w:r>
+          </w:p>
+          <w:p>
+            <w:pPr>
+              <w:tabs>
+                <w:tab w:val="left" w:pos="570"/>
+              </w:tabs>
+              <w:ind w:left="209" w:hanging="209"/>
+              <w:rPr>
+                <w:rFonts w:ascii="Courier New" w:hAnsi="Courier New" w:cs="Courier New"/>
+                <w:sz w:val="12"/>
+              </w:rPr>
+            </w:pPr>
+            <w:r>
+              <w:rPr>
+                <w:rFonts w:ascii="Courier New" w:hAnsi="Courier New" w:cs="Courier New"/>
+                <w:sz w:val="12"/>
+              </w:rPr>
+              <w:t>SHA256          9B7EB6DE62FF1E6A812FA47697FDB2ABCEAD85AA2554ABF12416FC569DD4462E       Omu.ValueInjecter.dll</w:t>
+            </w:r>
+          </w:p>
+          <w:p>
+            <w:pPr>
+              <w:tabs>
+                <w:tab w:val="left" w:pos="570"/>
+              </w:tabs>
+              <w:ind w:left="209" w:hanging="209"/>
+              <w:rPr>
+                <w:rFonts w:ascii="Courier New" w:hAnsi="Courier New" w:cs="Courier New"/>
+                <w:sz w:val="12"/>
+              </w:rPr>
+            </w:pPr>
+            <w:r>
+              <w:rPr>
+                <w:rFonts w:ascii="Courier New" w:hAnsi="Courier New" w:cs="Courier New"/>
+                <w:sz w:val="12"/>
+              </w:rPr>
+              <w:t>SHA256          700BA8B5A2B9B8A1ACE9ED9971FBE132889BCB4181823FEC89BD86FE3F30E4CD       VectoCommon.dll</w:t>
+            </w:r>
+          </w:p>
+          <w:p>
+            <w:pPr>
+              <w:tabs>
+                <w:tab w:val="left" w:pos="570"/>
+              </w:tabs>
+              <w:ind w:left="209" w:hanging="209"/>
+              <w:rPr>
+                <w:rFonts w:ascii="Courier New" w:hAnsi="Courier New" w:cs="Courier New"/>
+                <w:sz w:val="12"/>
+              </w:rPr>
+            </w:pPr>
+            <w:r>
+              <w:rPr>
+                <w:rFonts w:ascii="Courier New" w:hAnsi="Courier New" w:cs="Courier New"/>
+                <w:sz w:val="12"/>
+              </w:rPr>
+              <w:t>SHA256          A86937C84D67A6D28684216541FD34692418E2F51C028BCA3006F816AEF4403B       VectoCore.dll</w:t>
+            </w:r>
+          </w:p>
+          <w:p>
+            <w:pPr>
+              <w:tabs>
+                <w:tab w:val="left" w:pos="570"/>
+              </w:tabs>
+              <w:ind w:left="209" w:hanging="209"/>
+              <w:rPr>
+                <w:rFonts w:ascii="Courier New" w:hAnsi="Courier New" w:cs="Courier New"/>
+                <w:sz w:val="12"/>
+              </w:rPr>
+            </w:pPr>
+            <w:r>
+              <w:rPr>
+                <w:rFonts w:ascii="Courier New" w:hAnsi="Courier New" w:cs="Courier New"/>
+                <w:sz w:val="12"/>
+              </w:rPr>
+              <w:t>SHA256          D79B30E7C4C43B73DA3853B6C48504EC7C4D8923D2539EC5D2EAD748F7BB62A6       VectoHashing.dll</w:t>
+            </w:r>
+          </w:p>
+          <w:p>
+            <w:pPr>
+              <w:tabs>
+                <w:tab w:val="left" w:pos="570"/>
+              </w:tabs>
+              <w:ind w:left="209" w:hanging="209"/>
+              <w:rPr>
+                <w:rFonts w:ascii="Courier New" w:hAnsi="Courier New" w:cs="Courier New"/>
+                <w:sz w:val="12"/>
+              </w:rPr>
+            </w:pPr>
+            <w:r>
+              <w:rPr>
+                <w:rFonts w:ascii="Courier New" w:hAnsi="Courier New" w:cs="Courier New"/>
+                <w:sz w:val="12"/>
+              </w:rPr>
+              <w:t>SHA256          67E951A2673452B8D39ED00A435E5C35973221F2AEB71C8AA0CE17BAFE098FEF       hashingcmd.exe</w:t>
+            </w:r>
+          </w:p>
+          <w:p>
+            <w:pPr>
+              <w:tabs>
+                <w:tab w:val="left" w:pos="570"/>
+              </w:tabs>
+              <w:ind w:left="209" w:hanging="209"/>
+              <w:rPr>
+                <w:rFonts w:ascii="Courier New" w:hAnsi="Courier New" w:cs="Courier New"/>
+                <w:sz w:val="12"/>
+              </w:rPr>
+            </w:pPr>
+            <w:r>
+              <w:rPr>
+                <w:rFonts w:ascii="Courier New" w:hAnsi="Courier New" w:cs="Courier New"/>
+                <w:sz w:val="12"/>
+              </w:rPr>
+              <w:t>SHA256          EFBEE553D1829BB73C100BF31ED037345E3587D7FC611FD88AA24F34892F44F6       HashingTool.exe</w:t>
+            </w:r>
+          </w:p>
+          <w:p>
+            <w:pPr>
+              <w:tabs>
+                <w:tab w:val="left" w:pos="570"/>
+              </w:tabs>
+              <w:ind w:left="209" w:hanging="209"/>
+              <w:rPr>
+                <w:rFonts w:ascii="Courier New" w:hAnsi="Courier New" w:cs="Courier New"/>
+                <w:sz w:val="12"/>
+              </w:rPr>
+            </w:pPr>
+            <w:r>
+              <w:rPr>
+                <w:rFonts w:ascii="Courier New" w:hAnsi="Courier New" w:cs="Courier New"/>
+                <w:sz w:val="12"/>
+              </w:rPr>
+              <w:t>SHA256          9AB612A9B65F6630C78E1583A3EE7CBB30CF3F0E155979FFC7D925B565D5C846       VECTO.exe</w:t>
+            </w:r>
+          </w:p>
+          <w:p>
+            <w:pPr>
+              <w:tabs>
+                <w:tab w:val="left" w:pos="570"/>
+              </w:tabs>
+              <w:ind w:left="209" w:hanging="209"/>
+              <w:rPr>
+                <w:rFonts w:ascii="Courier New" w:hAnsi="Courier New" w:cs="Courier New"/>
+                <w:sz w:val="10"/>
+              </w:rPr>
+            </w:pPr>
+            <w:r>
+              <w:rPr>
+                <w:rFonts w:ascii="Courier New" w:hAnsi="Courier New" w:cs="Courier New"/>
+                <w:sz w:val="12"/>
+              </w:rPr>
+              <w:t>SHA256          2AF1E1580449E8D624EC5E9249CB1B831333C2FDD30C32F25A9AE00D1467BEF4       vectocmd.exe</w:t>
+            </w:r>
             <w:r>
               <w:rPr>
                 <w:rFonts w:ascii="Courier New" w:hAnsi="Courier New" w:cs="Courier New"/>
@@ -5792,7 +6128,7 @@
             </w:rPr>
             <w:id w:val="-1971743084"/>
             <w14:checkbox>
-              <w14:checked w14:val="0"/>
+              <w14:checked w14:val="1"/>
               <w14:checkedState w14:val="2612" w14:font="MS Gothic"/>
               <w14:uncheckedState w14:val="2610" w14:font="MS Gothic"/>
             </w14:checkbox>
@@ -5814,7 +6150,7 @@
                   <w:rPr>
                     <w:rFonts w:ascii="MS Gothic" w:eastAsia="MS Gothic" w:hAnsi="MS Gothic" w:cs="Arial" w:hint="eastAsia"/>
                   </w:rPr>
-                  <w:t>☐</w:t>
+                  <w:t>☒</w:t>
                 </w:r>
               </w:p>
             </w:tc>
@@ -5857,7 +6193,7 @@
             </w:rPr>
             <w:id w:val="-1127541570"/>
             <w14:checkbox>
-              <w14:checked w14:val="0"/>
+              <w14:checked w14:val="1"/>
               <w14:checkedState w14:val="2612" w14:font="MS Gothic"/>
               <w14:uncheckedState w14:val="2610" w14:font="MS Gothic"/>
             </w14:checkbox>
@@ -5879,7 +6215,7 @@
                   <w:rPr>
                     <w:rFonts w:ascii="MS Gothic" w:eastAsia="MS Gothic" w:hAnsi="MS Gothic" w:cs="Arial" w:hint="eastAsia"/>
                   </w:rPr>
-                  <w:t>☐</w:t>
+                  <w:t>☒</w:t>
                 </w:r>
               </w:p>
             </w:tc>
@@ -5969,7 +6305,7 @@
             </w:rPr>
             <w:id w:val="274994606"/>
             <w14:checkbox>
-              <w14:checked w14:val="0"/>
+              <w14:checked w14:val="1"/>
               <w14:checkedState w14:val="2612" w14:font="MS Gothic"/>
               <w14:uncheckedState w14:val="2610" w14:font="MS Gothic"/>
             </w14:checkbox>
@@ -5991,7 +6327,7 @@
                   <w:rPr>
                     <w:rFonts w:ascii="MS Gothic" w:eastAsia="MS Gothic" w:hAnsi="MS Gothic" w:cs="Arial" w:hint="eastAsia"/>
                   </w:rPr>
-                  <w:t>☐</w:t>
+                  <w:t>☒</w:t>
                 </w:r>
               </w:p>
             </w:tc>
@@ -6079,7 +6415,7 @@
             </w:rPr>
             <w:id w:val="-14611377"/>
             <w14:checkbox>
-              <w14:checked w14:val="0"/>
+              <w14:checked w14:val="1"/>
               <w14:checkedState w14:val="2612" w14:font="MS Gothic"/>
               <w14:uncheckedState w14:val="2610" w14:font="MS Gothic"/>
             </w14:checkbox>
@@ -6101,7 +6437,7 @@
                   <w:rPr>
                     <w:rFonts w:ascii="MS Gothic" w:eastAsia="MS Gothic" w:hAnsi="MS Gothic" w:cs="Arial" w:hint="eastAsia"/>
                   </w:rPr>
-                  <w:t>☐</w:t>
+                  <w:t>☒</w:t>
                 </w:r>
               </w:p>
             </w:tc>
@@ -6145,7 +6481,7 @@
             </w:rPr>
             <w:id w:val="-1669781726"/>
             <w14:checkbox>
-              <w14:checked w14:val="0"/>
+              <w14:checked w14:val="1"/>
               <w14:checkedState w14:val="2612" w14:font="MS Gothic"/>
               <w14:uncheckedState w14:val="2610" w14:font="MS Gothic"/>
             </w14:checkbox>
@@ -6167,7 +6503,7 @@
                   <w:rPr>
                     <w:rFonts w:ascii="MS Gothic" w:eastAsia="MS Gothic" w:hAnsi="MS Gothic" w:cs="Arial" w:hint="eastAsia"/>
                   </w:rPr>
-                  <w:t>☐</w:t>
+                  <w:t>☒</w:t>
                 </w:r>
               </w:p>
             </w:tc>
@@ -6211,7 +6547,7 @@
             </w:rPr>
             <w:id w:val="1409424936"/>
             <w14:checkbox>
-              <w14:checked w14:val="0"/>
+              <w14:checked w14:val="1"/>
               <w14:checkedState w14:val="2612" w14:font="MS Gothic"/>
               <w14:uncheckedState w14:val="2610" w14:font="MS Gothic"/>
             </w14:checkbox>
@@ -6233,7 +6569,7 @@
                   <w:rPr>
                     <w:rFonts w:ascii="MS Gothic" w:eastAsia="MS Gothic" w:hAnsi="MS Gothic" w:cs="Arial" w:hint="eastAsia"/>
                   </w:rPr>
-                  <w:t>☐</w:t>
+                  <w:t>☒</w:t>
                 </w:r>
               </w:p>
             </w:tc>
@@ -6295,7 +6631,7 @@
             </w:rPr>
             <w:id w:val="1814985223"/>
             <w14:checkbox>
-              <w14:checked w14:val="0"/>
+              <w14:checked w14:val="1"/>
               <w14:checkedState w14:val="2612" w14:font="MS Gothic"/>
               <w14:uncheckedState w14:val="2610" w14:font="MS Gothic"/>
             </w14:checkbox>
@@ -6317,7 +6653,7 @@
                   <w:rPr>
                     <w:rFonts w:ascii="MS Gothic" w:eastAsia="MS Gothic" w:hAnsi="MS Gothic" w:cs="Arial" w:hint="eastAsia"/>
                   </w:rPr>
-                  <w:t>☐</w:t>
+                  <w:t>☒</w:t>
                 </w:r>
               </w:p>
             </w:tc>
@@ -6361,7 +6697,7 @@
             </w:rPr>
             <w:id w:val="882370340"/>
             <w14:checkbox>
-              <w14:checked w14:val="0"/>
+              <w14:checked w14:val="1"/>
               <w14:checkedState w14:val="2612" w14:font="MS Gothic"/>
               <w14:uncheckedState w14:val="2610" w14:font="MS Gothic"/>
             </w14:checkbox>
@@ -6383,7 +6719,7 @@
                   <w:rPr>
                     <w:rFonts w:ascii="MS Gothic" w:eastAsia="MS Gothic" w:hAnsi="MS Gothic" w:cs="Arial" w:hint="eastAsia"/>
                   </w:rPr>
-                  <w:t>☐</w:t>
+                  <w:t>☒</w:t>
                 </w:r>
               </w:p>
             </w:tc>
@@ -6439,7 +6775,7 @@
             </w:rPr>
             <w:id w:val="1956435620"/>
             <w14:checkbox>
-              <w14:checked w14:val="0"/>
+              <w14:checked w14:val="1"/>
               <w14:checkedState w14:val="2612" w14:font="MS Gothic"/>
               <w14:uncheckedState w14:val="2610" w14:font="MS Gothic"/>
             </w14:checkbox>
@@ -6461,7 +6797,7 @@
                   <w:rPr>
                     <w:rFonts w:ascii="MS Gothic" w:eastAsia="MS Gothic" w:hAnsi="MS Gothic" w:cs="Arial" w:hint="eastAsia"/>
                   </w:rPr>
-                  <w:t>☐</w:t>
+                  <w:t>☒</w:t>
                 </w:r>
               </w:p>
             </w:tc>
@@ -6500,7 +6836,7 @@
             </w:rPr>
             <w:id w:val="1774122858"/>
             <w14:checkbox>
-              <w14:checked w14:val="0"/>
+              <w14:checked w14:val="1"/>
               <w14:checkedState w14:val="2612" w14:font="MS Gothic"/>
               <w14:uncheckedState w14:val="2610" w14:font="MS Gothic"/>
             </w14:checkbox>
@@ -6522,7 +6858,7 @@
                   <w:rPr>
                     <w:rFonts w:ascii="MS Gothic" w:eastAsia="MS Gothic" w:hAnsi="MS Gothic" w:cs="Arial" w:hint="eastAsia"/>
                   </w:rPr>
-                  <w:t>☐</w:t>
+                  <w:t>☒</w:t>
                 </w:r>
               </w:p>
             </w:tc>
@@ -6560,7 +6896,7 @@
             </w:rPr>
             <w:id w:val="-867984556"/>
             <w14:checkbox>
-              <w14:checked w14:val="0"/>
+              <w14:checked w14:val="1"/>
               <w14:checkedState w14:val="2612" w14:font="MS Gothic"/>
               <w14:uncheckedState w14:val="2610" w14:font="MS Gothic"/>
             </w14:checkbox>
@@ -6582,7 +6918,7 @@
                   <w:rPr>
                     <w:rFonts w:ascii="MS Gothic" w:eastAsia="MS Gothic" w:hAnsi="MS Gothic" w:cs="Arial" w:hint="eastAsia"/>
                   </w:rPr>
-                  <w:t>☐</w:t>
+                  <w:t>☒</w:t>
                 </w:r>
               </w:p>
             </w:tc>
@@ -6620,7 +6956,7 @@
             </w:rPr>
             <w:id w:val="1169446134"/>
             <w14:checkbox>
-              <w14:checked w14:val="0"/>
+              <w14:checked w14:val="1"/>
               <w14:checkedState w14:val="2612" w14:font="MS Gothic"/>
               <w14:uncheckedState w14:val="2610" w14:font="MS Gothic"/>
             </w14:checkbox>
@@ -6642,7 +6978,7 @@
                   <w:rPr>
                     <w:rFonts w:ascii="MS Gothic" w:eastAsia="MS Gothic" w:hAnsi="MS Gothic" w:cs="Arial" w:hint="eastAsia"/>
                   </w:rPr>
-                  <w:t>☐</w:t>
+                  <w:t>☒</w:t>
                 </w:r>
               </w:p>
             </w:tc>
@@ -6662,6 +6998,7 @@
         <w:rPr>
           <w:sz w:val="28"/>
         </w:rPr>
+        <w:lastRenderedPageBreak/>
         <w:t>Released</w:t>
       </w:r>
     </w:p>
@@ -6731,35 +7068,7 @@
           <w:noProof/>
           <w:sz w:val="24"/>
         </w:rPr>
-        <w:t> </w:t>
-      </w:r>
-      <w:r>
-        <w:rPr>
-          <w:noProof/>
-          <w:sz w:val="24"/>
-        </w:rPr>
-        <w:t> </w:t>
-      </w:r>
-      <w:r>
-        <w:rPr>
-          <w:noProof/>
-          <w:sz w:val="24"/>
-        </w:rPr>
-        <w:t> </w:t>
-      </w:r>
-      <w:r>
-        <w:rPr>
-          <w:noProof/>
-          <w:sz w:val="24"/>
-        </w:rPr>
-        <w:t> </w:t>
-      </w:r>
-      <w:r>
-        <w:rPr>
-          <w:noProof/>
-          <w:sz w:val="24"/>
-        </w:rPr>
-        <w:t> </w:t>
+        <w:t>19.11.2019</w:t>
       </w:r>
       <w:r>
         <w:rPr>
@@ -6826,36 +7135,10 @@
           <w:noProof/>
           <w:sz w:val="24"/>
         </w:rPr>
-        <w:t> </w:t>
+        <w:t>MQ</w:t>
       </w:r>
-      <w:r>
-        <w:rPr>
-          <w:noProof/>
-          <w:sz w:val="24"/>
-        </w:rPr>
-        <w:t> </w:t>
-      </w:r>
-      <w:r>
-        <w:rPr>
-          <w:noProof/>
-          <w:sz w:val="24"/>
-        </w:rPr>
-        <w:t> </w:t>
-      </w:r>
-      <w:r>
-        <w:rPr>
-          <w:noProof/>
-          <w:sz w:val="24"/>
-        </w:rPr>
-        <w:t> </w:t>
-      </w:r>
-      <w:r>
-        <w:rPr>
-          <w:noProof/>
-          <w:sz w:val="24"/>
-        </w:rPr>
-        <w:t> </w:t>
-      </w:r>
+      <w:bookmarkStart w:id="30" w:name="_GoBack"/>
+      <w:bookmarkEnd w:id="30"/>
       <w:r>
         <w:rPr>
           <w:sz w:val="24"/>
@@ -8084,8 +8367,8 @@
     <w:compatSetting w:name="differentiateMultirowTableHeaders" w:uri="http://schemas.microsoft.com/office/word" w:val="1"/>
   </w:compat>
   <w:rsids>
-    <w:rsidRoot w:val="0011543A"/>
-    <w:rsid w:val="0011543A"/>
+    <w:rsidRoot w:val="00497B31"/>
+    <w:rsid w:val="00497B31"/>
   </w:rsids>
   <m:mathPr>
     <m:mathFont m:val="Cambria Math"/>
@@ -8841,7 +9124,7 @@
 </file>
 
 <file path=customXml/itemProps1.xml><?xml version="1.0" encoding="utf-8"?>
-<ds:datastoreItem xmlns:ds="http://schemas.openxmlformats.org/officeDocument/2006/customXml" ds:itemID="{8E22D463-AF8F-40BE-8D34-C4432D87CA1F}">
+<ds:datastoreItem xmlns:ds="http://schemas.openxmlformats.org/officeDocument/2006/customXml" ds:itemID="{82A0B69C-EA71-49A8-B48E-D40945D8A3BF}">
   <ds:schemaRefs>
     <ds:schemaRef ds:uri="http://schemas.openxmlformats.org/officeDocument/2006/bibliography"/>
   </ds:schemaRefs>
